--- a/api/templates/Letter - Sending estate planning documents for signing - Couple (Clio).docx
+++ b/api/templates/Letter - Sending estate planning documents for signing - Couple (Clio).docx
@@ -18,9 +18,7 @@
     </w:p>
     <w:p>
       <w:r>
-        <w:rPr>
-          <w:highlight w:val="magenta"/>
-        </w:rPr>
+        <w:rPr/>
         <w:t>#to be inserted onto your letterhead</w:t>
       </w:r>
     </w:p>
@@ -170,58 +168,42 @@
         <w:t xml:space="preserve">Dear </w:t>
       </w:r>
       <w:r>
-        <w:rPr>
-          <w:highlight w:val="yellow"/>
-        </w:rPr>
+        <w:rPr/>
         <w:t xml:space="preserve">&lt;&lt; </w:t>
       </w:r>
       <w:proofErr w:type="spellStart"/>
       <w:r>
-        <w:rPr>
-          <w:highlight w:val="yellow"/>
-        </w:rPr>
+        <w:rPr/>
         <w:t>Matter.Relationships.</w:t>
       </w:r>
       <w:r>
-        <w:rPr>
-          <w:highlight w:val="yellow"/>
-        </w:rPr>
+        <w:rPr/>
         <w:t>Mr</w:t>
       </w:r>
       <w:r>
-        <w:rPr>
-          <w:highlight w:val="yellow"/>
-        </w:rPr>
+        <w:rPr/>
         <w:t>.FirstName</w:t>
       </w:r>
       <w:proofErr w:type="spellEnd"/>
       <w:r>
-        <w:rPr>
-          <w:highlight w:val="yellow"/>
-        </w:rPr>
+        <w:rPr/>
         <w:t xml:space="preserve"> &gt;&gt;</w:t>
       </w:r>
       <w:r>
         <w:t xml:space="preserve"> and </w:t>
       </w:r>
       <w:r>
-        <w:rPr>
-          <w:highlight w:val="yellow"/>
-        </w:rPr>
+        <w:rPr/>
         <w:t xml:space="preserve">&lt;&lt; </w:t>
       </w:r>
       <w:proofErr w:type="spellStart"/>
       <w:r>
-        <w:rPr>
-          <w:highlight w:val="yellow"/>
-        </w:rPr>
+        <w:rPr/>
         <w:t>Matter.Relationships.Mrs.FirstName</w:t>
       </w:r>
       <w:proofErr w:type="spellEnd"/>
       <w:r>
-        <w:rPr>
-          <w:highlight w:val="yellow"/>
-        </w:rPr>
+        <w:rPr/>
         <w:t xml:space="preserve"> &gt;&gt;</w:t>
       </w:r>
       <w:r>
@@ -236,23 +218,17 @@
         <w:t xml:space="preserve">Re: </w:t>
       </w:r>
       <w:r>
-        <w:rPr>
-          <w:highlight w:val="yellow"/>
-        </w:rPr>
+        <w:rPr/>
         <w:t xml:space="preserve">&lt;&lt; </w:t>
       </w:r>
       <w:proofErr w:type="spellStart"/>
       <w:r>
-        <w:rPr>
-          <w:highlight w:val="yellow"/>
-        </w:rPr>
+        <w:rPr/>
         <w:t>Matter.Description</w:t>
       </w:r>
       <w:proofErr w:type="spellEnd"/>
       <w:r>
-        <w:rPr>
-          <w:highlight w:val="yellow"/>
-        </w:rPr>
+        <w:rPr/>
         <w:t xml:space="preserve"> &gt;&gt;</w:t>
       </w:r>
     </w:p>
@@ -323,15 +299,11 @@
         <w:pStyle w:val="ListNumberLevel2"/>
       </w:pPr>
       <w:r>
-        <w:rPr>
-          <w:highlight w:val="cyan"/>
-        </w:rPr>
+        <w:rPr/>
         <w:t>#</w:t>
       </w:r>
       <w:r>
-        <w:rPr>
-          <w:highlight w:val="cyan"/>
-        </w:rPr>
+        <w:rPr/>
         <w:t>include if applicable</w:t>
       </w:r>
       <w:r>
@@ -366,15 +338,11 @@
         <w:pStyle w:val="ListNumberLevel2"/>
       </w:pPr>
       <w:r>
-        <w:rPr>
-          <w:highlight w:val="cyan"/>
-        </w:rPr>
+        <w:rPr/>
         <w:t>#</w:t>
       </w:r>
       <w:r>
-        <w:rPr>
-          <w:highlight w:val="cyan"/>
-        </w:rPr>
+        <w:rPr/>
         <w:t>include if applicable</w:t>
       </w:r>
       <w:r>
@@ -432,9 +400,7 @@
         <w:t>[</w:t>
       </w:r>
       <w:r>
-        <w:rPr>
-          <w:highlight w:val="yellow"/>
-        </w:rPr>
+        <w:rPr/>
         <w:t>#Delete this section if sending by post]</w:t>
       </w:r>
       <w:r>
@@ -551,9 +517,7 @@
         <w:t>[</w:t>
       </w:r>
       <w:r>
-        <w:rPr>
-          <w:highlight w:val="yellow"/>
-        </w:rPr>
+        <w:rPr/>
         <w:t>#Delete this section if sending by email]</w:t>
       </w:r>
       <w:r>
@@ -646,7 +610,6 @@
       <w:r>
         <w:rPr>
           <w:color w:val="1E2635"/>
-          <w:highlight w:val="yellow"/>
         </w:rPr>
         <w:t xml:space="preserve">&lt;&lt; </w:t>
       </w:r>
@@ -654,7 +617,6 @@
       <w:r>
         <w:rPr>
           <w:color w:val="1E2635"/>
-          <w:highlight w:val="yellow"/>
         </w:rPr>
         <w:t>Firm.Name</w:t>
       </w:r>
@@ -662,28 +624,24 @@
       <w:r>
         <w:rPr>
           <w:color w:val="1E2635"/>
-          <w:highlight w:val="yellow"/>
         </w:rPr>
         <w:t xml:space="preserve"> &gt;&gt;</w:t>
       </w:r>
       <w:r>
         <w:rPr>
           <w:color w:val="1E2635"/>
-          <w:highlight w:val="yellow"/>
         </w:rPr>
         <w:br/>
       </w:r>
       <w:r>
         <w:rPr>
           <w:color w:val="1E2635"/>
-          <w:highlight w:val="yellow"/>
         </w:rPr>
         <w:br/>
       </w:r>
       <w:r>
         <w:rPr>
           <w:rFonts w:eastAsia="Calibri"/>
-          <w:highlight w:val="yellow"/>
         </w:rPr>
         <w:t xml:space="preserve">&lt;&lt; </w:t>
       </w:r>
@@ -691,7 +649,6 @@
       <w:r>
         <w:rPr>
           <w:rFonts w:eastAsia="Calibri"/>
-          <w:highlight w:val="yellow"/>
         </w:rPr>
         <w:t>User.Address</w:t>
       </w:r>
@@ -699,7 +656,6 @@
       <w:r>
         <w:rPr>
           <w:rFonts w:eastAsia="Calibri"/>
-          <w:highlight w:val="yellow"/>
         </w:rPr>
         <w:t xml:space="preserve"> &gt;&gt;</w:t>
       </w:r>
@@ -788,7 +744,6 @@
         <w:rPr>
           <w:rFonts w:cstheme="minorBidi"/>
           <w:color w:val="1E2635"/>
-          <w:highlight w:val="yellow"/>
         </w:rPr>
         <w:t xml:space="preserve">&lt;&lt; </w:t>
       </w:r>
@@ -797,7 +752,6 @@
         <w:rPr>
           <w:rFonts w:cstheme="minorBidi"/>
           <w:color w:val="1E2635"/>
-          <w:highlight w:val="yellow"/>
         </w:rPr>
         <w:t>Firm.Phone</w:t>
       </w:r>
@@ -806,7 +760,6 @@
         <w:rPr>
           <w:rFonts w:cstheme="minorBidi"/>
           <w:color w:val="1E2635"/>
-          <w:highlight w:val="yellow"/>
         </w:rPr>
         <w:t xml:space="preserve"> &gt;&gt;</w:t>
       </w:r>
@@ -1050,7 +1003,6 @@
       <w:r>
         <w:rPr>
           <w:color w:val="1E2635"/>
-          <w:highlight w:val="yellow"/>
         </w:rPr>
         <w:t xml:space="preserve">&lt;&lt; </w:t>
       </w:r>
@@ -1058,7 +1010,6 @@
       <w:r>
         <w:rPr>
           <w:color w:val="1E2635"/>
-          <w:highlight w:val="yellow"/>
         </w:rPr>
         <w:t>Firm.Name</w:t>
       </w:r>
@@ -1066,28 +1017,24 @@
       <w:r>
         <w:rPr>
           <w:color w:val="1E2635"/>
-          <w:highlight w:val="yellow"/>
         </w:rPr>
         <w:t xml:space="preserve"> &gt;&gt;</w:t>
       </w:r>
       <w:r>
         <w:rPr>
           <w:color w:val="1E2635"/>
-          <w:highlight w:val="yellow"/>
         </w:rPr>
         <w:br/>
       </w:r>
       <w:r>
         <w:rPr>
           <w:color w:val="1E2635"/>
-          <w:highlight w:val="yellow"/>
         </w:rPr>
         <w:br/>
       </w:r>
       <w:r>
         <w:rPr>
           <w:rFonts w:eastAsia="Calibri"/>
-          <w:highlight w:val="yellow"/>
         </w:rPr>
         <w:t xml:space="preserve">&lt;&lt; </w:t>
       </w:r>
@@ -1095,7 +1042,6 @@
       <w:r>
         <w:rPr>
           <w:rFonts w:eastAsia="Calibri"/>
-          <w:highlight w:val="yellow"/>
         </w:rPr>
         <w:t>User.Address</w:t>
       </w:r>
@@ -1103,7 +1049,6 @@
       <w:r>
         <w:rPr>
           <w:rFonts w:eastAsia="Calibri"/>
-          <w:highlight w:val="yellow"/>
         </w:rPr>
         <w:t xml:space="preserve"> &gt;&gt;</w:t>
       </w:r>
